--- a/tests/corpus/resaved/word-rules/E-list-shared-abstract.docx
+++ b/tests/corpus/resaved/word-rules/E-list-shared-abstract.docx
@@ -171,7 +171,7 @@
   <w:abstractNum w:abstractNumId="0" w15:restartNumberingAfterBreak="0">
     <w:nsid w:val="5C3A0001"/>
     <w:multiLevelType w:val="multilevel"/>
-    <w:tmpl w:val="A984D886"/>
+    <w:tmpl w:val="5590FEA0"/>
     <w:lvl w:ilvl="0">
       <w:start w:val="1"/>
       <w:numFmt w:val="decimal"/>
@@ -240,22 +240,22 @@
       </w:pPr>
     </w:lvl>
   </w:abstractNum>
-  <w:num w:numId="1" w16cid:durableId="515078793">
+  <w:num w:numId="1" w16cid:durableId="2071339940">
     <w:abstractNumId w:val="0"/>
   </w:num>
-  <w:num w:numId="2" w16cid:durableId="1233585055">
+  <w:num w:numId="2" w16cid:durableId="426461397">
     <w:abstractNumId w:val="0"/>
   </w:num>
-  <w:num w:numId="3" w16cid:durableId="1339192560">
+  <w:num w:numId="3" w16cid:durableId="1365711071">
     <w:abstractNumId w:val="0"/>
     <w:lvlOverride w:ilvl="0">
       <w:startOverride w:val="1"/>
     </w:lvlOverride>
   </w:num>
-  <w:num w:numId="4" w16cid:durableId="1318994858">
+  <w:num w:numId="4" w16cid:durableId="1331760340">
     <w:abstractNumId w:val="1"/>
   </w:num>
-  <w:num w:numId="5" w16cid:durableId="390931203">
+  <w:num w:numId="5" w16cid:durableId="1767072566">
     <w:abstractNumId w:val="0"/>
     <w:lvlOverride w:ilvl="0">
       <w:startOverride w:val="10"/>
